--- a/policies/aec/Remote-Work-Security-Policy-AEC.docx
+++ b/policies/aec/Remote-Work-Security-Policy-AEC.docx
@@ -229,40 +229,64 @@
         <w:t>The VPN encrypts your connection so that even if the network you're on is compromised, your data stays protected. Don't access firm resources without it — even from your home network.</w:t>
       </w:r>
     </w:p>
+    <w:tbl>
+      <w:tblPr>
+        <w:jc w:val="center"/>
+        <w:tblLook w:firstColumn="1" w:firstRow="1" w:lastColumn="0" w:lastRow="0" w:noHBand="0" w:noVBand="1" w:val="04A0"/>
+        <w:tblW w:w="9360" w:type="dxa"/>
+      </w:tblPr>
+      <w:tblGrid>
+        <w:gridCol w:w="9360"/>
+      </w:tblGrid>
+      <w:tr>
+        <w:tc>
+          <w:tcPr>
+            <w:tcW w:type="dxa" w:w="9360"/>
+            <w:shd w:fill="E8F4E8" w:val="clear"/>
+            <w:tcBorders>
+              <w:left w:val="single" w:sz="24" w:space="0" w:color="2E7D32"/>
+              <w:top w:val="single" w:sz="4" w:space="0" w:color="E8F4E8"/>
+              <w:bottom w:val="single" w:sz="4" w:space="0" w:color="E8F4E8"/>
+              <w:right w:val="single" w:sz="4" w:space="0" w:color="E8F4E8"/>
+            </w:tcBorders>
+          </w:tcPr>
+          <w:p>
+            <w:pPr>
+              <w:spacing w:before="80" w:after="120"/>
+            </w:pPr>
+            <w:r>
+              <w:rPr>
+                <w:rFonts w:ascii="Arial" w:hAnsi="Arial"/>
+                <w:b/>
+                <w:i w:val="0"/>
+                <w:color w:val="2E7D32"/>
+                <w:sz w:val="21"/>
+              </w:rPr>
+              <w:t>Firm administrators</w:t>
+            </w:r>
+          </w:p>
+          <w:p>
+            <w:pPr>
+              <w:spacing w:before="40" w:after="40"/>
+            </w:pPr>
+            <w:r>
+              <w:rPr>
+                <w:rFonts w:ascii="Arial" w:hAnsi="Arial"/>
+                <w:b w:val="0"/>
+                <w:i w:val="0"/>
+                <w:color w:val="333333"/>
+                <w:sz w:val="20"/>
+              </w:rPr>
+              <w:t>Specify your VPN solution and enrollment process here. Include: how to install the VPN client, how to connect, who to contact if it's not working, and any split-tunneling policies.</w:t>
+            </w:r>
+          </w:p>
+        </w:tc>
+      </w:tr>
+    </w:tbl>
     <w:p>
       <w:pPr>
-        <w:spacing w:before="120" w:after="120"/>
-        <w:ind w:left="360"/>
+        <w:spacing w:before="40" w:after="40"/>
       </w:pPr>
-      <w:r>
-        <w:rPr>
-          <w:rFonts w:ascii="Arial" w:hAnsi="Arial"/>
-          <w:b w:val="0"/>
-          <w:i/>
-          <w:color w:val="666666"/>
-          <w:sz w:val="20"/>
-        </w:rPr>
-      </w:r>
-      <w:r>
-        <w:rPr>
-          <w:rFonts w:ascii="Arial" w:hAnsi="Arial"/>
-          <w:b/>
-          <w:i w:val="0"/>
-          <w:color w:val="666666"/>
-          <w:sz w:val="20"/>
-        </w:rPr>
-        <w:t>Firms:</w:t>
-      </w:r>
-      <w:r>
-        <w:rPr>
-          <w:rFonts w:ascii="Arial" w:hAnsi="Arial"/>
-          <w:b w:val="0"/>
-          <w:i/>
-          <w:color w:val="666666"/>
-          <w:sz w:val="20"/>
-        </w:rPr>
-        <w:t xml:space="preserve"> Specify your VPN solution and enrollment process here. Include: how to install the VPN client, how to connect, who to contact if it's not working, and any split-tunneling policies.</w:t>
-      </w:r>
     </w:p>
     <w:p>
       <w:pPr>
@@ -515,40 +539,64 @@
         <w:t>IoT devices (smart speakers, cameras, thermostats) are on a separate network or VLAN if your router supports it — these devices are often poorly secured and can be a gateway into your network</w:t>
       </w:r>
     </w:p>
+    <w:tbl>
+      <w:tblPr>
+        <w:jc w:val="center"/>
+        <w:tblLook w:firstColumn="1" w:firstRow="1" w:lastColumn="0" w:lastRow="0" w:noHBand="0" w:noVBand="1" w:val="04A0"/>
+        <w:tblW w:w="9360" w:type="dxa"/>
+      </w:tblPr>
+      <w:tblGrid>
+        <w:gridCol w:w="9360"/>
+      </w:tblGrid>
+      <w:tr>
+        <w:tc>
+          <w:tcPr>
+            <w:tcW w:type="dxa" w:w="9360"/>
+            <w:shd w:fill="E8F4E8" w:val="clear"/>
+            <w:tcBorders>
+              <w:left w:val="single" w:sz="24" w:space="0" w:color="2E7D32"/>
+              <w:top w:val="single" w:sz="4" w:space="0" w:color="E8F4E8"/>
+              <w:bottom w:val="single" w:sz="4" w:space="0" w:color="E8F4E8"/>
+              <w:right w:val="single" w:sz="4" w:space="0" w:color="E8F4E8"/>
+            </w:tcBorders>
+          </w:tcPr>
+          <w:p>
+            <w:pPr>
+              <w:spacing w:before="80" w:after="120"/>
+            </w:pPr>
+            <w:r>
+              <w:rPr>
+                <w:rFonts w:ascii="Arial" w:hAnsi="Arial"/>
+                <w:b/>
+                <w:i w:val="0"/>
+                <w:color w:val="2E7D32"/>
+                <w:sz w:val="21"/>
+              </w:rPr>
+              <w:t>Firm administrators</w:t>
+            </w:r>
+          </w:p>
+          <w:p>
+            <w:pPr>
+              <w:spacing w:before="40" w:after="40"/>
+            </w:pPr>
+            <w:r>
+              <w:rPr>
+                <w:rFonts w:ascii="Arial" w:hAnsi="Arial"/>
+                <w:b w:val="0"/>
+                <w:i w:val="0"/>
+                <w:color w:val="333333"/>
+                <w:sz w:val="20"/>
+              </w:rPr>
+              <w:t>Decide whether you want IT to provide a recommended home router configuration, or whether employees are responsible for their own home networks. Some firms provide a stipend for home office equipment, which can include a quality router.</w:t>
+            </w:r>
+          </w:p>
+        </w:tc>
+      </w:tr>
+    </w:tbl>
     <w:p>
       <w:pPr>
-        <w:spacing w:before="120" w:after="120"/>
-        <w:ind w:left="360"/>
+        <w:spacing w:before="40" w:after="40"/>
       </w:pPr>
-      <w:r>
-        <w:rPr>
-          <w:rFonts w:ascii="Arial" w:hAnsi="Arial"/>
-          <w:b w:val="0"/>
-          <w:i/>
-          <w:color w:val="666666"/>
-          <w:sz w:val="20"/>
-        </w:rPr>
-      </w:r>
-      <w:r>
-        <w:rPr>
-          <w:rFonts w:ascii="Arial" w:hAnsi="Arial"/>
-          <w:b/>
-          <w:i w:val="0"/>
-          <w:color w:val="666666"/>
-          <w:sz w:val="20"/>
-        </w:rPr>
-        <w:t>Firms:</w:t>
-      </w:r>
-      <w:r>
-        <w:rPr>
-          <w:rFonts w:ascii="Arial" w:hAnsi="Arial"/>
-          <w:b w:val="0"/>
-          <w:i/>
-          <w:color w:val="666666"/>
-          <w:sz w:val="20"/>
-        </w:rPr>
-        <w:t xml:space="preserve"> Decide whether you want IT to provide a recommended home router configuration, or whether employees are responsible for their own home networks. Some firms provide a stipend for home office equipment, which can include a quality router.</w:t>
-      </w:r>
     </w:p>
     <w:p>
       <w:pPr>
@@ -1313,40 +1361,64 @@
         <w:t>Remote incidents can be harder for IT to respond to, so fast reporting is even more important. If your laptop is stolen from a site trailer on a Friday afternoon, IT needs to know right away — not Monday morning.</w:t>
       </w:r>
     </w:p>
+    <w:tbl>
+      <w:tblPr>
+        <w:jc w:val="center"/>
+        <w:tblLook w:firstColumn="1" w:firstRow="1" w:lastColumn="0" w:lastRow="0" w:noHBand="0" w:noVBand="1" w:val="04A0"/>
+        <w:tblW w:w="9360" w:type="dxa"/>
+      </w:tblPr>
+      <w:tblGrid>
+        <w:gridCol w:w="9360"/>
+      </w:tblGrid>
+      <w:tr>
+        <w:tc>
+          <w:tcPr>
+            <w:tcW w:type="dxa" w:w="9360"/>
+            <w:shd w:fill="E8F4E8" w:val="clear"/>
+            <w:tcBorders>
+              <w:left w:val="single" w:sz="24" w:space="0" w:color="2E7D32"/>
+              <w:top w:val="single" w:sz="4" w:space="0" w:color="E8F4E8"/>
+              <w:bottom w:val="single" w:sz="4" w:space="0" w:color="E8F4E8"/>
+              <w:right w:val="single" w:sz="4" w:space="0" w:color="E8F4E8"/>
+            </w:tcBorders>
+          </w:tcPr>
+          <w:p>
+            <w:pPr>
+              <w:spacing w:before="80" w:after="120"/>
+            </w:pPr>
+            <w:r>
+              <w:rPr>
+                <w:rFonts w:ascii="Arial" w:hAnsi="Arial"/>
+                <w:b/>
+                <w:i w:val="0"/>
+                <w:color w:val="2E7D32"/>
+                <w:sz w:val="21"/>
+              </w:rPr>
+              <w:t>Firm administrators</w:t>
+            </w:r>
+          </w:p>
+          <w:p>
+            <w:pPr>
+              <w:spacing w:before="40" w:after="40"/>
+            </w:pPr>
+            <w:r>
+              <w:rPr>
+                <w:rFonts w:ascii="Arial" w:hAnsi="Arial"/>
+                <w:b w:val="0"/>
+                <w:i w:val="0"/>
+                <w:color w:val="333333"/>
+                <w:sz w:val="20"/>
+              </w:rPr>
+              <w:t>Insert your actual IT contact method above. Consider whether you need a separate after-hours contact for remote incident reporting.</w:t>
+            </w:r>
+          </w:p>
+        </w:tc>
+      </w:tr>
+    </w:tbl>
     <w:p>
       <w:pPr>
-        <w:spacing w:before="120" w:after="120"/>
-        <w:ind w:left="360"/>
+        <w:spacing w:before="40" w:after="40"/>
       </w:pPr>
-      <w:r>
-        <w:rPr>
-          <w:rFonts w:ascii="Arial" w:hAnsi="Arial"/>
-          <w:b w:val="0"/>
-          <w:i/>
-          <w:color w:val="666666"/>
-          <w:sz w:val="20"/>
-        </w:rPr>
-      </w:r>
-      <w:r>
-        <w:rPr>
-          <w:rFonts w:ascii="Arial" w:hAnsi="Arial"/>
-          <w:b/>
-          <w:i w:val="0"/>
-          <w:color w:val="666666"/>
-          <w:sz w:val="20"/>
-        </w:rPr>
-        <w:t>Firms:</w:t>
-      </w:r>
-      <w:r>
-        <w:rPr>
-          <w:rFonts w:ascii="Arial" w:hAnsi="Arial"/>
-          <w:b w:val="0"/>
-          <w:i/>
-          <w:color w:val="666666"/>
-          <w:sz w:val="20"/>
-        </w:rPr>
-        <w:t xml:space="preserve"> Insert your actual IT contact method above. Consider whether you need a separate after-hours contact for remote incident reporting.</w:t>
-      </w:r>
     </w:p>
     <w:p>
       <w:pPr>
@@ -1443,40 +1515,64 @@
         <w:t>9.2 — Internet Requirements</w:t>
       </w:r>
     </w:p>
+    <w:tbl>
+      <w:tblPr>
+        <w:jc w:val="center"/>
+        <w:tblLook w:firstColumn="1" w:firstRow="1" w:lastColumn="0" w:lastRow="0" w:noHBand="0" w:noVBand="1" w:val="04A0"/>
+        <w:tblW w:w="9360" w:type="dxa"/>
+      </w:tblPr>
+      <w:tblGrid>
+        <w:gridCol w:w="9360"/>
+      </w:tblGrid>
+      <w:tr>
+        <w:tc>
+          <w:tcPr>
+            <w:tcW w:type="dxa" w:w="9360"/>
+            <w:shd w:fill="E8F4E8" w:val="clear"/>
+            <w:tcBorders>
+              <w:left w:val="single" w:sz="24" w:space="0" w:color="2E7D32"/>
+              <w:top w:val="single" w:sz="4" w:space="0" w:color="E8F4E8"/>
+              <w:bottom w:val="single" w:sz="4" w:space="0" w:color="E8F4E8"/>
+              <w:right w:val="single" w:sz="4" w:space="0" w:color="E8F4E8"/>
+            </w:tcBorders>
+          </w:tcPr>
+          <w:p>
+            <w:pPr>
+              <w:spacing w:before="80" w:after="120"/>
+            </w:pPr>
+            <w:r>
+              <w:rPr>
+                <w:rFonts w:ascii="Arial" w:hAnsi="Arial"/>
+                <w:b/>
+                <w:i w:val="0"/>
+                <w:color w:val="2E7D32"/>
+                <w:sz w:val="21"/>
+              </w:rPr>
+              <w:t>Firm administrators</w:t>
+            </w:r>
+          </w:p>
+          <w:p>
+            <w:pPr>
+              <w:spacing w:before="40" w:after="40"/>
+            </w:pPr>
+            <w:r>
+              <w:rPr>
+                <w:rFonts w:ascii="Arial" w:hAnsi="Arial"/>
+                <w:b w:val="0"/>
+                <w:i w:val="0"/>
+                <w:color w:val="333333"/>
+                <w:sz w:val="20"/>
+              </w:rPr>
+              <w:t>Consider publishing minimum internet speed recommendations for remote workers. A reasonable baseline for AEC work: 50 Mbps download / 10 Mbps upload for general office work, 100+ Mbps for BIM-heavy workflows. Consider offering a stipend for employees who need to upgrade their home internet.</w:t>
+            </w:r>
+          </w:p>
+        </w:tc>
+      </w:tr>
+    </w:tbl>
     <w:p>
       <w:pPr>
-        <w:spacing w:before="120" w:after="120"/>
-        <w:ind w:left="360"/>
+        <w:spacing w:before="40" w:after="40"/>
       </w:pPr>
-      <w:r>
-        <w:rPr>
-          <w:rFonts w:ascii="Arial" w:hAnsi="Arial"/>
-          <w:b w:val="0"/>
-          <w:i/>
-          <w:color w:val="666666"/>
-          <w:sz w:val="20"/>
-        </w:rPr>
-      </w:r>
-      <w:r>
-        <w:rPr>
-          <w:rFonts w:ascii="Arial" w:hAnsi="Arial"/>
-          <w:b/>
-          <w:i w:val="0"/>
-          <w:color w:val="666666"/>
-          <w:sz w:val="20"/>
-        </w:rPr>
-        <w:t>Firms:</w:t>
-      </w:r>
-      <w:r>
-        <w:rPr>
-          <w:rFonts w:ascii="Arial" w:hAnsi="Arial"/>
-          <w:b w:val="0"/>
-          <w:i/>
-          <w:color w:val="666666"/>
-          <w:sz w:val="20"/>
-        </w:rPr>
-        <w:t xml:space="preserve"> Consider publishing minimum internet speed recommendations for remote workers. A reasonable baseline for AEC work: 50 Mbps download / 10 Mbps upload for general office work, 100+ Mbps for BIM-heavy workflows. Consider offering a stipend for employees who need to upgrade their home internet.</w:t>
-      </w:r>
     </w:p>
     <w:p>
       <w:pPr>

--- a/policies/aec/Remote-Work-Security-Policy-AEC.docx
+++ b/policies/aec/Remote-Work-Security-Policy-AEC.docx
@@ -196,7 +196,7 @@
         <w:pStyle w:val="Heading3"/>
       </w:pPr>
       <w:r>
-        <w:t>3.1 — VPN Required</w:t>
+        <w:t>3.1 VPN Required</w:t>
       </w:r>
     </w:p>
     <w:p>
@@ -293,7 +293,7 @@
         <w:pStyle w:val="Heading3"/>
       </w:pPr>
       <w:r>
-        <w:t>3.2 — Wi-Fi Security</w:t>
+        <w:t>3.2 Wi-Fi Security</w:t>
       </w:r>
     </w:p>
     <w:p>
@@ -441,7 +441,7 @@
         <w:pStyle w:val="Heading3"/>
       </w:pPr>
       <w:r>
-        <w:t>3.3 — Home Network Recommendations</w:t>
+        <w:t>3.3 Home Network Recommendations</w:t>
       </w:r>
     </w:p>
     <w:p>
@@ -840,7 +840,7 @@
         <w:pStyle w:val="Heading3"/>
       </w:pPr>
       <w:r>
-        <w:t>5.1 — Home Office</w:t>
+        <w:t>5.1 Home Office</w:t>
       </w:r>
     </w:p>
     <w:p>
@@ -896,7 +896,7 @@
         <w:pStyle w:val="Heading3"/>
       </w:pPr>
       <w:r>
-        <w:t>5.2 — Travel and Public Spaces</w:t>
+        <w:t>5.2 Travel and Public Spaces</w:t>
       </w:r>
     </w:p>
     <w:p>
@@ -968,7 +968,7 @@
         <w:pStyle w:val="Heading3"/>
       </w:pPr>
       <w:r>
-        <w:t>5.3 — Project Sites</w:t>
+        <w:t>5.3 Project Sites</w:t>
       </w:r>
     </w:p>
     <w:p>
@@ -1040,7 +1040,7 @@
         <w:pStyle w:val="Heading3"/>
       </w:pPr>
       <w:r>
-        <w:t>6.1 — Cloud-First</w:t>
+        <w:t>6.1 Cloud-First</w:t>
       </w:r>
     </w:p>
     <w:p>
@@ -1063,7 +1063,7 @@
         <w:pStyle w:val="Heading3"/>
       </w:pPr>
       <w:r>
-        <w:t>6.2 — Offline Work</w:t>
+        <w:t>6.2 Offline Work</w:t>
       </w:r>
     </w:p>
     <w:p>
@@ -1150,7 +1150,7 @@
         <w:pStyle w:val="Heading3"/>
       </w:pPr>
       <w:r>
-        <w:t>6.3 — File Transfers</w:t>
+        <w:t>6.3 File Transfers</w:t>
       </w:r>
     </w:p>
     <w:p>
@@ -1441,7 +1441,7 @@
         <w:pStyle w:val="Heading3"/>
       </w:pPr>
       <w:r>
-        <w:t>9.1 — Large Files</w:t>
+        <w:t>9.1 Large Files</w:t>
       </w:r>
     </w:p>
     <w:p>
@@ -1512,7 +1512,7 @@
         <w:pStyle w:val="Heading3"/>
       </w:pPr>
       <w:r>
-        <w:t>9.2 — Internet Requirements</w:t>
+        <w:t>9.2 Internet Requirements</w:t>
       </w:r>
     </w:p>
     <w:tbl>
